--- a/informes/informe_seguimiento_fernando_rivas_vw_2026-03.docx
+++ b/informes/informe_seguimiento_fernando_rivas_vw_2026-03.docx
@@ -58,6 +58,14 @@
         <w:pStyle w:val="ListBullet"/>
       </w:pPr>
       <w:r>
+        <w:t>ICC Modulo Proactividad Comercial — Posicion 28 de 166 | Puntuacion del modulo: 4,86</w:t>
+      </w:r>
+    </w:p>
+    <w:p>
+      <w:pPr>
+        <w:pStyle w:val="ListBullet"/>
+      </w:pPr>
+      <w:r>
         <w:t>Detalle por categoria: Amortiguadores: 11.86% | Baterias: 11.05% | Discos: 11.86% | Escobillas: 39.89% | Neumaticos: 60.92% | Parabrisas: 11.59% | Pastillas: 43.13%.</w:t>
       </w:r>
     </w:p>
@@ -67,6 +75,22 @@
       </w:pPr>
       <w:r>
         <w:t>Variacion mano de obra respecto a hace 2 anos: +1.60%.</w:t>
+      </w:r>
+    </w:p>
+    <w:p>
+      <w:pPr>
+        <w:pStyle w:val="ListBullet"/>
+      </w:pPr>
+      <w:r>
+        <w:t>ICC - At. Comerciales: 7,4% (media 4%, Top20 49%). Supera la media nacional.</w:t>
+      </w:r>
+    </w:p>
+    <w:p>
+      <w:pPr>
+        <w:pStyle w:val="ListBullet"/>
+      </w:pPr>
+      <w:r>
+        <w:t>ICC - Sust. Parabrisas: 2,0% (media 1,4%, Top20 3,7%). Buen nivel de aprovechamiento.</w:t>
       </w:r>
     </w:p>
     <w:p>
@@ -94,6 +118,38 @@
         <w:t>Variacion recambios respecto a hace 2 anos: -5.14%.</w:t>
       </w:r>
     </w:p>
+    <w:p>
+      <w:pPr>
+        <w:pStyle w:val="ListBullet"/>
+      </w:pPr>
+      <w:r>
+        <w:t>ICC - RGPD: 84,1% (media 74%, Top20 93%). Puntuacion 0,00 por no alcanzar el umbral del 85%.</w:t>
+      </w:r>
+    </w:p>
+    <w:p>
+      <w:pPr>
+        <w:pStyle w:val="ListBullet"/>
+      </w:pPr>
+      <w:r>
+        <w:t>ICC - Ext. Garantia: 11,4% (media 49%, Top20 80%). Muy por debajo de la media nacional.</w:t>
+      </w:r>
+    </w:p>
+    <w:p>
+      <w:pPr>
+        <w:pStyle w:val="ListBullet"/>
+      </w:pPr>
+      <w:r>
+        <w:t>ICC - Sust. Neumaticos: 18,5% (media 22,4%, Top20 40,7%). Por debajo de la media nacional.</w:t>
+      </w:r>
+    </w:p>
+    <w:p>
+      <w:pPr>
+        <w:pStyle w:val="ListBullet"/>
+      </w:pPr>
+      <w:r>
+        <w:t>ICC - Radar (Desgaste): 81,0% (media 99%, Top20 164%). Rendimiento comercial insuficiente.</w:t>
+      </w:r>
+    </w:p>
     <w:p/>
     <w:p>
       <w:pPr>
@@ -101,6 +157,64 @@
       </w:pPr>
       <w:r>
         <w:t>Digital</w:t>
+      </w:r>
+    </w:p>
+    <w:p>
+      <w:r>
+        <w:rPr>
+          <w:b/>
+          <w:color w:val="1A7A3C"/>
+        </w:rPr>
+        <w:t>Puntos positivos</w:t>
+      </w:r>
+    </w:p>
+    <w:p>
+      <w:pPr>
+        <w:pStyle w:val="ListBullet"/>
+      </w:pPr>
+      <w:r>
+        <w:t>ICC Modulo Digital — Posicion 46 de 166 | Puntuacion del modulo: 5,99</w:t>
+      </w:r>
+    </w:p>
+    <w:p>
+      <w:pPr>
+        <w:pStyle w:val="ListBullet"/>
+      </w:pPr>
+      <w:r>
+        <w:t>ICC - Gestion de Leads: 100,0% (media 83%, Top20 100%). Maxima eficiencia. Perfecto.</w:t>
+      </w:r>
+    </w:p>
+    <w:p>
+      <w:pPr>
+        <w:pStyle w:val="ListBullet"/>
+      </w:pPr>
+      <w:r>
+        <w:t>ICC - Recovery Conectividad: 9,1% (media 7,72%, Top20 21,47%). Supera la media nacional.</w:t>
+      </w:r>
+    </w:p>
+    <w:p>
+      <w:pPr>
+        <w:pStyle w:val="ListBullet"/>
+      </w:pPr>
+      <w:r>
+        <w:t>ICC - Cita Online: 1,4% (media 1,3%, Top20 6,1%). En linea con la media.</w:t>
+      </w:r>
+    </w:p>
+    <w:p>
+      <w:r>
+        <w:rPr>
+          <w:b/>
+          <w:color w:val="C0392B"/>
+        </w:rPr>
+        <w:t>Puntos a mejorar</w:t>
+      </w:r>
+    </w:p>
+    <w:p>
+      <w:pPr>
+        <w:pStyle w:val="ListBullet"/>
+      </w:pPr>
+      <w:r>
+        <w:t>ICC - ONE Score: 6,4 (media 6,6, Top20 8,8). Calidad del dato ligeramente inferior a la media.</w:t>
       </w:r>
     </w:p>
     <w:p/>
@@ -126,7 +240,55 @@
         <w:pStyle w:val="ListBullet"/>
       </w:pPr>
       <w:r>
+        <w:t>ICC Modulo Calidad — Posicion 40 de 166 | Puntuacion del modulo: 7,09</w:t>
+      </w:r>
+    </w:p>
+    <w:p>
+      <w:pPr>
+        <w:pStyle w:val="ListBullet"/>
+      </w:pPr>
+      <w:r>
         <w:t>CAL1SEM: 5.00 (20 puntos Iron Man). Cumple el minimo recomendado (5).</w:t>
+      </w:r>
+    </w:p>
+    <w:p>
+      <w:pPr>
+        <w:pStyle w:val="ListBullet"/>
+      </w:pPr>
+      <w:r>
+        <w:t>ICC - Escalaciones At. C.: 0,0% (media 2,4%, Top20 0%). Gestion impecable de reclamaciones.</w:t>
+      </w:r>
+    </w:p>
+    <w:p>
+      <w:pPr>
+        <w:pStyle w:val="ListBullet"/>
+      </w:pPr>
+      <w:r>
+        <w:t>ICC - ICT (Incidencias): 0,2% (media 0,5%, Top20 0%). Ratio de quejas muy bajo.</w:t>
+      </w:r>
+    </w:p>
+    <w:p>
+      <w:pPr>
+        <w:pStyle w:val="ListBullet"/>
+      </w:pPr>
+      <w:r>
+        <w:t>ICC - Google BP: 100,0% (media 97,8%, Top20 100%). Gestion de resenas inmejorable. Perfecto.</w:t>
+      </w:r>
+    </w:p>
+    <w:p>
+      <w:pPr>
+        <w:pStyle w:val="ListBullet"/>
+      </w:pPr>
+      <w:r>
+        <w:t>ICC - Recogida y Entrega: 7,2% (media 5,3%, Top20 15%). Supera la media de la red.</w:t>
+      </w:r>
+    </w:p>
+    <w:p>
+      <w:pPr>
+        <w:pStyle w:val="ListBullet"/>
+      </w:pPr>
+      <w:r>
+        <w:t>ICC - Satisfaccion General (NPS): 72,0% (media 65,4%, Top20 96,2%). Buena percepcion general.</w:t>
       </w:r>
     </w:p>
     <w:p/>
@@ -164,6 +326,197 @@
         <w:t>Recursos generales</w:t>
       </w:r>
     </w:p>
+    <w:p>
+      <w:r>
+        <w:rPr>
+          <w:b/>
+          <w:color w:val="1A7A3C"/>
+        </w:rPr>
+        <w:t>Puntos positivos</w:t>
+      </w:r>
+    </w:p>
+    <w:p>
+      <w:pPr>
+        <w:pStyle w:val="ListBullet"/>
+      </w:pPr>
+      <w:r>
+        <w:t>ICC Modulo Recursos Generales — Posicion 68 de 166 | Puntuacion del modulo: 5,52</w:t>
+      </w:r>
+    </w:p>
+    <w:p>
+      <w:pPr>
+        <w:pStyle w:val="ListBullet"/>
+      </w:pPr>
+      <w:r>
+        <w:t>ICC - Ocupacion (PLATON): 96,3% (media 88,3%, Top20 101,2%). Alta carga de trabajo en taller.</w:t>
+      </w:r>
+    </w:p>
+    <w:p>
+      <w:pPr>
+        <w:pStyle w:val="ListBullet"/>
+      </w:pPr>
+      <w:r>
+        <w:t>ICC - Ciclo Mecanica: 1,46 dias (media 2,07, Top20 1,86). Alta eficiencia operativa.</w:t>
+      </w:r>
+    </w:p>
+    <w:p>
+      <w:pPr>
+        <w:pStyle w:val="ListBullet"/>
+      </w:pPr>
+      <w:r>
+        <w:t>ICC - T. Cita Mecanica: 12,2 dias (media 15,02, Top20 12,83). Rapidez superior al Top 20.</w:t>
+      </w:r>
+    </w:p>
+    <w:p>
+      <w:pPr>
+        <w:pStyle w:val="ListBullet"/>
+      </w:pPr>
+      <w:r>
+        <w:t>ICC - Mantenim. &lt;24h: 49,7% (media 48,11%, Top20 73%). En linea con la media nacional.</w:t>
+      </w:r>
+    </w:p>
+    <w:p>
+      <w:r>
+        <w:rPr>
+          <w:b/>
+          <w:color w:val="C0392B"/>
+        </w:rPr>
+        <w:t>Puntos a mejorar</w:t>
+      </w:r>
+    </w:p>
+    <w:p>
+      <w:pPr>
+        <w:pStyle w:val="ListBullet"/>
+      </w:pPr>
+      <w:r>
+        <w:t>ICC - Ciclo Carroceria: 7,69 dias (media 7,77, Top20 4,5). Proceso de chapa lento. Puntuacion 0,00. Critico.</w:t>
+      </w:r>
+    </w:p>
+    <w:p/>
+    <w:p>
+      <w:pPr>
+        <w:pStyle w:val="Heading1"/>
+      </w:pPr>
+      <w:r>
+        <w:t>Carroceria</w:t>
+      </w:r>
+    </w:p>
+    <w:p>
+      <w:r>
+        <w:rPr>
+          <w:b/>
+          <w:color w:val="1A7A3C"/>
+        </w:rPr>
+        <w:t>Puntos positivos</w:t>
+      </w:r>
+    </w:p>
+    <w:p>
+      <w:pPr>
+        <w:pStyle w:val="ListBullet"/>
+      </w:pPr>
+      <w:r>
+        <w:t>ICC Modulo Carroceria — Posicion 23 de 348 | Puntuacion del modulo: 8,40</w:t>
+      </w:r>
+    </w:p>
+    <w:p>
+      <w:pPr>
+        <w:pStyle w:val="ListBullet"/>
+      </w:pPr>
+      <w:r>
+        <w:t>ICC - Retencion Parque: 33,0% (media 0,2%, Top20 19,86%). Fortaleza masiva en retencion.</w:t>
+      </w:r>
+    </w:p>
+    <w:p>
+      <w:pPr>
+        <w:pStyle w:val="ListBullet"/>
+      </w:pPr>
+      <w:r>
+        <w:t>ICC - Facturacion Carroceria: 89,2% (media 50,2%, Top20 418%). Crecimiento muy superior a la media.</w:t>
+      </w:r>
+    </w:p>
+    <w:p>
+      <w:pPr>
+        <w:pStyle w:val="ListBullet"/>
+      </w:pPr>
+      <w:r>
+        <w:t>ICC - Fidelidad Mecanica: -0,4% (media -4,7%, Top20 9,7%). Resultado superior a la media nacional.</w:t>
+      </w:r>
+    </w:p>
+    <w:p>
+      <w:pPr>
+        <w:pStyle w:val="ListBullet"/>
+      </w:pPr>
+      <w:r>
+        <w:t>ICC - CEM Carroceria: 5,00 (media 4,45, Top20 4,68). Maxima satisfaccion del cliente. Perfecto.</w:t>
+      </w:r>
+    </w:p>
+    <w:p>
+      <w:pPr>
+        <w:pStyle w:val="ListBullet"/>
+      </w:pPr>
+      <w:r>
+        <w:t>ICC - Recup. Siniestros: 100,0% (media 98,1%, Top20 100%). Gestion impecable del programa.</w:t>
+      </w:r>
+    </w:p>
+    <w:p/>
+    <w:p>
+      <w:pPr>
+        <w:pStyle w:val="Heading1"/>
+      </w:pPr>
+      <w:r>
+        <w:t>Personas</w:t>
+      </w:r>
+    </w:p>
+    <w:p>
+      <w:r>
+        <w:rPr>
+          <w:b/>
+          <w:color w:val="1A7A3C"/>
+        </w:rPr>
+        <w:t>Puntos positivos</w:t>
+      </w:r>
+    </w:p>
+    <w:p>
+      <w:pPr>
+        <w:pStyle w:val="ListBullet"/>
+      </w:pPr>
+      <w:r>
+        <w:t>ICC Modulo Personas — Posicion 35 de 166 | Puntuacion del modulo: 9,09</w:t>
+      </w:r>
+    </w:p>
+    <w:p>
+      <w:pPr>
+        <w:pStyle w:val="ListBullet"/>
+      </w:pPr>
+      <w:r>
+        <w:t>ICC - Formacion (% No Asistencia): 0,0% (media 8,83%, Top20 0,0%). Asistencia total a formaciones. Perfecto.</w:t>
+      </w:r>
+    </w:p>
+    <w:p>
+      <w:pPr>
+        <w:pStyle w:val="ListBullet"/>
+      </w:pPr>
+      <w:r>
+        <w:t>ICC - Retencion Personal: 96,6% (media 88,8%, Top20 100%). Muy alta estabilidad de plantilla.</w:t>
+      </w:r>
+    </w:p>
+    <w:p>
+      <w:r>
+        <w:rPr>
+          <w:b/>
+          <w:color w:val="C0392B"/>
+        </w:rPr>
+        <w:t>Puntos a mejorar</w:t>
+      </w:r>
+    </w:p>
+    <w:p>
+      <w:pPr>
+        <w:pStyle w:val="ListBullet"/>
+      </w:pPr>
+      <w:r>
+        <w:t>ICC - Formacion (% Certificados): 98,2% (media 99,15%, Top20 100%). Ligeramente por debajo de la media.</w:t>
+      </w:r>
+    </w:p>
     <w:p/>
     <w:p>
       <w:pPr>
@@ -187,7 +540,15 @@
         <w:pStyle w:val="ListBullet"/>
       </w:pPr>
       <w:r>
-        <w:t>ICC: posicion 14 en el ranking de marca. Posicion aceptable.</w:t>
+        <w:t>ICC global: posicion 14 de 166 | Puntuacion: 6,16</w:t>
+      </w:r>
+    </w:p>
+    <w:p>
+      <w:pPr>
+        <w:pStyle w:val="ListBullet"/>
+      </w:pPr>
+      <w:r>
+        <w:t>Iron Man ICC: posicion 14 en el ranking de marca. Posicion aceptable.</w:t>
       </w:r>
     </w:p>
     <w:p>
@@ -210,62 +571,99 @@
     <w:tbl>
       <w:tblPr>
         <w:tblStyle w:val="TableGrid"/>
-        <w:tblW w:w="0" w:type="auto"/>
+        <w:tblW w:type="auto" w:w="0"/>
+        <w:tblLook w:firstColumn="1" w:firstRow="1" w:lastColumn="0" w:lastRow="0" w:noHBand="0" w:noVBand="1" w:val="04A0"/>
       </w:tblPr>
+      <w:tblGrid>
+        <w:gridCol w:w="3010"/>
+        <w:gridCol w:w="3010"/>
+        <w:gridCol w:w="3010"/>
+      </w:tblGrid>
       <w:tr>
         <w:tc>
-          <w:tcPr/>
+          <w:tcPr>
+            <w:tcW w:type="dxa" w:w="3010"/>
+          </w:tcPr>
           <w:p>
             <w:r>
               <w:rPr>
                 <w:b/>
               </w:rPr>
-              <w:t xml:space="preserve">Tarea</w:t>
+              <w:t>Tarea</w:t>
             </w:r>
           </w:p>
         </w:tc>
         <w:tc>
-          <w:tcPr/>
+          <w:tcPr>
+            <w:tcW w:type="dxa" w:w="3010"/>
+          </w:tcPr>
           <w:p>
             <w:r>
               <w:rPr>
                 <w:b/>
               </w:rPr>
-              <w:t xml:space="preserve">Responsable</w:t>
+              <w:t>Responsable</w:t>
             </w:r>
           </w:p>
         </w:tc>
         <w:tc>
-          <w:tcPr/>
+          <w:tcPr>
+            <w:tcW w:type="dxa" w:w="3010"/>
+          </w:tcPr>
           <w:p>
             <w:r>
               <w:rPr>
                 <w:b/>
               </w:rPr>
-              <w:t xml:space="preserve">Fecha límite</w:t>
+              <w:t>Fecha limite</w:t>
+            </w:r>
+          </w:p>
+        </w:tc>
+        <w:tc>
+          <w:tcPr>
+            <w:tcW w:type="dxa" w:w="3010"/>
+          </w:tcPr>
+          <w:p>
+            <w:r>
+              <w:rPr>
+                <w:b/>
+              </w:rPr>
+              <w:t>Grado de cumplimentación</w:t>
             </w:r>
           </w:p>
         </w:tc>
       </w:tr>
       <w:tr>
         <w:tc>
-          <w:tcPr/>
+          <w:tcPr>
+            <w:tcW w:type="dxa" w:w="3010"/>
+          </w:tcPr>
           <w:p>
             <w:r>
-              <w:t xml:space="preserve">Utilizar el Laser de desgaste</w:t>
+              <w:t>Utilizar el Laser de desgaste</w:t>
             </w:r>
           </w:p>
         </w:tc>
         <w:tc>
-          <w:tcPr/>
+          <w:tcPr>
+            <w:tcW w:type="dxa" w:w="3010"/>
+          </w:tcPr>
           <w:p>
-            <w:r>
-              <w:t/>
-            </w:r>
+            <w:r/>
           </w:p>
         </w:tc>
         <w:tc>
-          <w:tcPr/>
+          <w:tcPr>
+            <w:tcW w:type="dxa" w:w="3010"/>
+          </w:tcPr>
+          <w:p>
+            <w:r/>
+          </w:p>
+        </w:tc>
+        <w:tc>
+          <w:tcPr>
+            <w:tcW w:type="dxa" w:w="3010"/>
+          </w:tcPr>
           <w:p>
             <w:r>
               <w:t/>
@@ -275,6 +673,12 @@
       </w:tr>
     </w:tbl>
     <w:p/>
+    <w:sectPr>
+      <w:pgSz w:w="11909" w:h="16834"/>
+      <w:pgMar w:top="1440" w:right="1440" w:bottom="1440" w:left="1440" w:header="720" w:footer="720" w:gutter="0"/>
+      <w:cols w:space="720"/>
+      <w:docGrid w:linePitch="360"/>
+    </w:sectPr>
   </w:body>
 </w:document>
 </file>
